--- a/COMP1000 C1 W2 Report Tests.docx
+++ b/COMP1000 C1 W2 Report Tests.docx
@@ -3864,8 +3864,6 @@
             <w:pPr>
               <w:rPr>
                 <w:rFonts w:ascii="Courier New" w:hAnsi="Courier New" w:cs="Courier New"/>
-                <w:b w:val="0"/>
-                <w:bCs w:val="0"/>
                 <w:color w:val="70AD47" w:themeColor="accent6"/>
               </w:rPr>
             </w:pPr>
@@ -3943,6 +3941,37 @@
             <w:pPr>
               <w:rPr>
                 <w:rFonts w:ascii="Courier New" w:hAnsi="Courier New" w:cs="Courier New"/>
+                <w:color w:val="70AD47" w:themeColor="accent6"/>
+              </w:rPr>
+            </w:pPr>
+          </w:p>
+          <w:p>
+            <w:pPr>
+              <w:rPr>
+                <w:rFonts w:cstheme="minorHAnsi"/>
+                <w:b w:val="0"/>
+                <w:bCs w:val="0"/>
+              </w:rPr>
+            </w:pPr>
+            <w:r>
+              <w:rPr>
+                <w:rFonts w:cstheme="minorHAnsi"/>
+              </w:rPr>
+              <w:t xml:space="preserve">NOTE: </w:t>
+            </w:r>
+            <w:r>
+              <w:rPr>
+                <w:rFonts w:cstheme="minorHAnsi"/>
+                <w:b w:val="0"/>
+                <w:bCs w:val="0"/>
+              </w:rPr>
+              <w:t>The system for handling these parameters is shared throughout the 3 command line tasks and is implemented in the same way. This means that it works the same way in all 3 applications.</w:t>
+            </w:r>
+          </w:p>
+          <w:p>
+            <w:pPr>
+              <w:rPr>
+                <w:rFonts w:ascii="Courier New" w:hAnsi="Courier New" w:cs="Courier New"/>
                 <w:b w:val="0"/>
                 <w:bCs w:val="0"/>
               </w:rPr>
@@ -3964,6 +3993,19 @@
               <w:t>.</w:t>
             </w:r>
           </w:p>
+          <w:p>
+            <w:pPr>
+              <w:cnfStyle w:val="000000000000" w:firstRow="0" w:lastRow="0" w:firstColumn="0" w:lastColumn="0" w:oddVBand="0" w:evenVBand="0" w:oddHBand="0" w:evenHBand="0" w:firstRowFirstColumn="0" w:firstRowLastColumn="0" w:lastRowFirstColumn="0" w:lastRowLastColumn="0"/>
+            </w:pPr>
+          </w:p>
+          <w:p>
+            <w:pPr>
+              <w:cnfStyle w:val="000000000000" w:firstRow="0" w:lastRow="0" w:firstColumn="0" w:lastColumn="0" w:oddVBand="0" w:evenVBand="0" w:oddHBand="0" w:evenHBand="0" w:firstRowFirstColumn="0" w:firstRowLastColumn="0" w:lastRowFirstColumn="0" w:lastRowLastColumn="0"/>
+            </w:pPr>
+            <w:r>
+              <w:t>This behaviour should apply to task B and C as well.</w:t>
+            </w:r>
+          </w:p>
         </w:tc>
         <w:tc>
           <w:tcPr>
@@ -3999,12 +4041,31 @@
           <w:p>
             <w:pPr>
               <w:cnfStyle w:val="000000000000" w:firstRow="0" w:lastRow="0" w:firstColumn="0" w:lastColumn="0" w:oddVBand="0" w:evenVBand="0" w:oddHBand="0" w:evenHBand="0" w:firstRowFirstColumn="0" w:firstRowLastColumn="0" w:lastRowFirstColumn="0" w:lastRowLastColumn="0"/>
+              <w:rPr>
+                <w:color w:val="7F7F7F" w:themeColor="text1" w:themeTint="80"/>
+              </w:rPr>
             </w:pPr>
             <w:r>
               <w:rPr>
                 <w:color w:val="7F7F7F" w:themeColor="text1" w:themeTint="80"/>
               </w:rPr>
               <w:t>-&gt; “-tag”</w:t>
+            </w:r>
+          </w:p>
+          <w:p>
+            <w:pPr>
+              <w:cnfStyle w:val="000000000000" w:firstRow="0" w:lastRow="0" w:firstColumn="0" w:lastColumn="0" w:oddVBand="0" w:evenVBand="0" w:oddHBand="0" w:evenHBand="0" w:firstRowFirstColumn="0" w:firstRowLastColumn="0" w:lastRowFirstColumn="0" w:lastRowLastColumn="0"/>
+              <w:rPr>
+                <w:color w:val="7F7F7F" w:themeColor="text1" w:themeTint="80"/>
+              </w:rPr>
+            </w:pPr>
+          </w:p>
+          <w:p>
+            <w:pPr>
+              <w:cnfStyle w:val="000000000000" w:firstRow="0" w:lastRow="0" w:firstColumn="0" w:lastColumn="0" w:oddVBand="0" w:evenVBand="0" w:oddHBand="0" w:evenHBand="0" w:firstRowFirstColumn="0" w:firstRowLastColumn="0" w:lastRowFirstColumn="0" w:lastRowLastColumn="0"/>
+            </w:pPr>
+            <w:r>
+              <w:t>This same behaviour applies to task B and C. (Repeating this test 2 more times would be unnecessary)</w:t>
             </w:r>
           </w:p>
         </w:tc>
@@ -12615,23 +12676,7 @@
                 <w:b w:val="0"/>
                 <w:bCs w:val="0"/>
               </w:rPr>
-              <w:t>Change the value in the phone textbox to “43-</w:t>
-            </w:r>
-            <w:r>
-              <w:rPr>
-                <w:rFonts w:ascii="Courier New" w:hAnsi="Courier New" w:cs="Courier New"/>
-                <w:b w:val="0"/>
-                <w:bCs w:val="0"/>
-              </w:rPr>
-              <w:t>1234-567890</w:t>
-            </w:r>
-            <w:r>
-              <w:rPr>
-                <w:rFonts w:ascii="Courier New" w:hAnsi="Courier New" w:cs="Courier New"/>
-                <w:b w:val="0"/>
-                <w:bCs w:val="0"/>
-              </w:rPr>
-              <w:t>”</w:t>
+              <w:t>Change the value in the phone textbox to “43-1234-567890”</w:t>
             </w:r>
             <w:r>
               <w:rPr>
@@ -12713,13 +12758,7 @@
               <w:cnfStyle w:val="000000000000" w:firstRow="0" w:lastRow="0" w:firstColumn="0" w:lastColumn="0" w:oddVBand="0" w:evenVBand="0" w:oddHBand="0" w:evenHBand="0" w:firstRowFirstColumn="0" w:firstRowLastColumn="0" w:lastRowFirstColumn="0" w:lastRowLastColumn="0"/>
             </w:pPr>
             <w:r>
-              <w:t>No changes should be made to ‘computing.txt’</w:t>
-            </w:r>
-            <w:r>
-              <w:t xml:space="preserve"> </w:t>
-            </w:r>
-            <w:r>
-              <w:t>yet.</w:t>
+              <w:t>No changes should be made to ‘computing.txt’ yet.</w:t>
             </w:r>
           </w:p>
           <w:p>
@@ -13304,10 +13343,7 @@
               <w:t>No changes should be made to ‘computing.txt’</w:t>
             </w:r>
             <w:r>
-              <w:t xml:space="preserve"> </w:t>
-            </w:r>
-            <w:r>
-              <w:t>yet.</w:t>
+              <w:t xml:space="preserve"> yet.</w:t>
             </w:r>
           </w:p>
           <w:p>
@@ -13871,10 +13907,7 @@
               <w:cnfStyle w:val="000000000000" w:firstRow="0" w:lastRow="0" w:firstColumn="0" w:lastColumn="0" w:oddVBand="0" w:evenVBand="0" w:oddHBand="0" w:evenHBand="0" w:firstRowFirstColumn="0" w:firstRowLastColumn="0" w:lastRowFirstColumn="0" w:lastRowLastColumn="0"/>
             </w:pPr>
             <w:r>
-              <w:t xml:space="preserve">No changes should be made to ‘computing.txt’ </w:t>
-            </w:r>
-            <w:r>
-              <w:t>yet.</w:t>
+              <w:t>No changes should be made to ‘computing.txt’ yet.</w:t>
             </w:r>
           </w:p>
           <w:p>
@@ -14215,10 +14248,7 @@
               <w:cnfStyle w:val="000000000000" w:firstRow="0" w:lastRow="0" w:firstColumn="0" w:lastColumn="0" w:oddVBand="0" w:evenVBand="0" w:oddHBand="0" w:evenHBand="0" w:firstRowFirstColumn="0" w:firstRowLastColumn="0" w:lastRowFirstColumn="0" w:lastRowLastColumn="0"/>
             </w:pPr>
             <w:r>
-              <w:t xml:space="preserve">No </w:t>
-            </w:r>
-            <w:r>
-              <w:t>changes are made to ‘computing.txt’.</w:t>
+              <w:t>No changes are made to ‘computing.txt’.</w:t>
             </w:r>
           </w:p>
           <w:p>
@@ -14531,7 +14561,6 @@
           </w:p>
           <w:p>
             <w:pPr>
-              <w:spacing w:after="0" w:line="240" w:lineRule="auto"/>
               <w:cnfStyle w:val="000000000000" w:firstRow="0" w:lastRow="0" w:firstColumn="0" w:lastColumn="0" w:oddVBand="0" w:evenVBand="0" w:oddHBand="0" w:evenHBand="0" w:firstRowFirstColumn="0" w:firstRowLastColumn="0" w:lastRowFirstColumn="0" w:lastRowLastColumn="0"/>
               <w:rPr>
                 <w:rFonts w:ascii="Courier New" w:hAnsi="Courier New" w:cs="Courier New"/>
@@ -14546,7 +14575,6 @@
           </w:p>
           <w:p>
             <w:pPr>
-              <w:spacing w:after="0" w:line="240" w:lineRule="auto"/>
               <w:cnfStyle w:val="000000000000" w:firstRow="0" w:lastRow="0" w:firstColumn="0" w:lastColumn="0" w:oddVBand="0" w:evenVBand="0" w:oddHBand="0" w:evenHBand="0" w:firstRowFirstColumn="0" w:firstRowLastColumn="0" w:lastRowFirstColumn="0" w:lastRowLastColumn="0"/>
               <w:rPr>
                 <w:rFonts w:ascii="Courier New" w:hAnsi="Courier New" w:cs="Courier New"/>
@@ -14561,7 +14589,6 @@
           </w:p>
           <w:p>
             <w:pPr>
-              <w:spacing w:after="0" w:line="240" w:lineRule="auto"/>
               <w:cnfStyle w:val="000000000000" w:firstRow="0" w:lastRow="0" w:firstColumn="0" w:lastColumn="0" w:oddVBand="0" w:evenVBand="0" w:oddHBand="0" w:evenHBand="0" w:firstRowFirstColumn="0" w:firstRowLastColumn="0" w:lastRowFirstColumn="0" w:lastRowLastColumn="0"/>
               <w:rPr>
                 <w:rFonts w:ascii="Courier New" w:hAnsi="Courier New" w:cs="Courier New"/>
@@ -14576,7 +14603,6 @@
           </w:p>
           <w:p>
             <w:pPr>
-              <w:spacing w:after="0" w:line="240" w:lineRule="auto"/>
               <w:cnfStyle w:val="000000000000" w:firstRow="0" w:lastRow="0" w:firstColumn="0" w:lastColumn="0" w:oddVBand="0" w:evenVBand="0" w:oddHBand="0" w:evenHBand="0" w:firstRowFirstColumn="0" w:firstRowLastColumn="0" w:lastRowFirstColumn="0" w:lastRowLastColumn="0"/>
               <w:rPr>
                 <w:rFonts w:ascii="Courier New" w:hAnsi="Courier New" w:cs="Courier New"/>
@@ -14591,7 +14617,6 @@
           </w:p>
           <w:p>
             <w:pPr>
-              <w:spacing w:after="0" w:line="240" w:lineRule="auto"/>
               <w:cnfStyle w:val="000000000000" w:firstRow="0" w:lastRow="0" w:firstColumn="0" w:lastColumn="0" w:oddVBand="0" w:evenVBand="0" w:oddHBand="0" w:evenHBand="0" w:firstRowFirstColumn="0" w:firstRowLastColumn="0" w:lastRowFirstColumn="0" w:lastRowLastColumn="0"/>
               <w:rPr>
                 <w:rFonts w:ascii="Courier New" w:hAnsi="Courier New" w:cs="Courier New"/>
@@ -14607,7 +14632,6 @@
           </w:p>
           <w:p>
             <w:pPr>
-              <w:spacing w:after="0" w:line="240" w:lineRule="auto"/>
               <w:cnfStyle w:val="000000000000" w:firstRow="0" w:lastRow="0" w:firstColumn="0" w:lastColumn="0" w:oddVBand="0" w:evenVBand="0" w:oddHBand="0" w:evenHBand="0" w:firstRowFirstColumn="0" w:firstRowLastColumn="0" w:lastRowFirstColumn="0" w:lastRowLastColumn="0"/>
               <w:rPr>
                 <w:rFonts w:ascii="Courier New" w:hAnsi="Courier New" w:cs="Courier New"/>
@@ -14622,7 +14646,6 @@
           </w:p>
           <w:p>
             <w:pPr>
-              <w:spacing w:after="0" w:line="240" w:lineRule="auto"/>
               <w:cnfStyle w:val="000000000000" w:firstRow="0" w:lastRow="0" w:firstColumn="0" w:lastColumn="0" w:oddVBand="0" w:evenVBand="0" w:oddHBand="0" w:evenHBand="0" w:firstRowFirstColumn="0" w:firstRowLastColumn="0" w:lastRowFirstColumn="0" w:lastRowLastColumn="0"/>
               <w:rPr>
                 <w:rFonts w:ascii="Courier New" w:hAnsi="Courier New" w:cs="Courier New"/>
@@ -14637,7 +14660,6 @@
           </w:p>
           <w:p>
             <w:pPr>
-              <w:spacing w:after="0" w:line="240" w:lineRule="auto"/>
               <w:cnfStyle w:val="000000000000" w:firstRow="0" w:lastRow="0" w:firstColumn="0" w:lastColumn="0" w:oddVBand="0" w:evenVBand="0" w:oddHBand="0" w:evenHBand="0" w:firstRowFirstColumn="0" w:firstRowLastColumn="0" w:lastRowFirstColumn="0" w:lastRowLastColumn="0"/>
               <w:rPr>
                 <w:rFonts w:ascii="Courier New" w:hAnsi="Courier New" w:cs="Courier New"/>
@@ -14652,7 +14674,6 @@
           </w:p>
           <w:p>
             <w:pPr>
-              <w:spacing w:after="0" w:line="240" w:lineRule="auto"/>
               <w:cnfStyle w:val="000000000000" w:firstRow="0" w:lastRow="0" w:firstColumn="0" w:lastColumn="0" w:oddVBand="0" w:evenVBand="0" w:oddHBand="0" w:evenHBand="0" w:firstRowFirstColumn="0" w:firstRowLastColumn="0" w:lastRowFirstColumn="0" w:lastRowLastColumn="0"/>
               <w:rPr>
                 <w:rFonts w:ascii="Courier New" w:hAnsi="Courier New" w:cs="Courier New"/>
@@ -14667,16 +14688,14 @@
           </w:p>
           <w:p>
             <w:pPr>
-              <w:spacing w:after="0" w:line="240" w:lineRule="auto"/>
-              <w:cnfStyle w:val="000000000000" w:firstRow="0" w:lastRow="0" w:firstColumn="0" w:lastColumn="0" w:oddVBand="0" w:evenVBand="0" w:oddHBand="0" w:evenHBand="0" w:firstRowFirstColumn="0" w:firstRowLastColumn="0" w:lastRowFirstColumn="0" w:lastRowLastColumn="0"/>
-              <w:rPr>
-                <w:rFonts w:ascii="Courier New" w:hAnsi="Courier New" w:cs="Courier New"/>
-              </w:rPr>
-            </w:pPr>
-          </w:p>
-          <w:p>
-            <w:pPr>
-              <w:spacing w:after="0" w:line="240" w:lineRule="auto"/>
+              <w:cnfStyle w:val="000000000000" w:firstRow="0" w:lastRow="0" w:firstColumn="0" w:lastColumn="0" w:oddVBand="0" w:evenVBand="0" w:oddHBand="0" w:evenHBand="0" w:firstRowFirstColumn="0" w:firstRowLastColumn="0" w:lastRowFirstColumn="0" w:lastRowLastColumn="0"/>
+              <w:rPr>
+                <w:rFonts w:ascii="Courier New" w:hAnsi="Courier New" w:cs="Courier New"/>
+              </w:rPr>
+            </w:pPr>
+          </w:p>
+          <w:p>
+            <w:pPr>
               <w:cnfStyle w:val="000000000000" w:firstRow="0" w:lastRow="0" w:firstColumn="0" w:lastColumn="0" w:oddVBand="0" w:evenVBand="0" w:oddHBand="0" w:evenHBand="0" w:firstRowFirstColumn="0" w:firstRowLastColumn="0" w:lastRowFirstColumn="0" w:lastRowLastColumn="0"/>
               <w:rPr>
                 <w:rFonts w:ascii="Courier New" w:hAnsi="Courier New" w:cs="Courier New"/>
@@ -14691,7 +14710,6 @@
           </w:p>
           <w:p>
             <w:pPr>
-              <w:spacing w:after="0" w:line="240" w:lineRule="auto"/>
               <w:cnfStyle w:val="000000000000" w:firstRow="0" w:lastRow="0" w:firstColumn="0" w:lastColumn="0" w:oddVBand="0" w:evenVBand="0" w:oddHBand="0" w:evenHBand="0" w:firstRowFirstColumn="0" w:firstRowLastColumn="0" w:lastRowFirstColumn="0" w:lastRowLastColumn="0"/>
               <w:rPr>
                 <w:rFonts w:ascii="Courier New" w:hAnsi="Courier New" w:cs="Courier New"/>
@@ -14706,7 +14724,6 @@
           </w:p>
           <w:p>
             <w:pPr>
-              <w:spacing w:after="0" w:line="240" w:lineRule="auto"/>
               <w:cnfStyle w:val="000000000000" w:firstRow="0" w:lastRow="0" w:firstColumn="0" w:lastColumn="0" w:oddVBand="0" w:evenVBand="0" w:oddHBand="0" w:evenHBand="0" w:firstRowFirstColumn="0" w:firstRowLastColumn="0" w:lastRowFirstColumn="0" w:lastRowLastColumn="0"/>
               <w:rPr>
                 <w:rFonts w:ascii="Courier New" w:hAnsi="Courier New" w:cs="Courier New"/>
@@ -14721,7 +14738,6 @@
           </w:p>
           <w:p>
             <w:pPr>
-              <w:spacing w:after="0" w:line="240" w:lineRule="auto"/>
               <w:cnfStyle w:val="000000000000" w:firstRow="0" w:lastRow="0" w:firstColumn="0" w:lastColumn="0" w:oddVBand="0" w:evenVBand="0" w:oddHBand="0" w:evenHBand="0" w:firstRowFirstColumn="0" w:firstRowLastColumn="0" w:lastRowFirstColumn="0" w:lastRowLastColumn="0"/>
               <w:rPr>
                 <w:rFonts w:ascii="Courier New" w:hAnsi="Courier New" w:cs="Courier New"/>
@@ -14736,7 +14752,6 @@
           </w:p>
           <w:p>
             <w:pPr>
-              <w:spacing w:after="0" w:line="240" w:lineRule="auto"/>
               <w:cnfStyle w:val="000000000000" w:firstRow="0" w:lastRow="0" w:firstColumn="0" w:lastColumn="0" w:oddVBand="0" w:evenVBand="0" w:oddHBand="0" w:evenHBand="0" w:firstRowFirstColumn="0" w:firstRowLastColumn="0" w:lastRowFirstColumn="0" w:lastRowLastColumn="0"/>
               <w:rPr>
                 <w:rFonts w:ascii="Courier New" w:hAnsi="Courier New" w:cs="Courier New"/>
@@ -14751,7 +14766,6 @@
           </w:p>
           <w:p>
             <w:pPr>
-              <w:spacing w:after="0" w:line="240" w:lineRule="auto"/>
               <w:cnfStyle w:val="000000000000" w:firstRow="0" w:lastRow="0" w:firstColumn="0" w:lastColumn="0" w:oddVBand="0" w:evenVBand="0" w:oddHBand="0" w:evenHBand="0" w:firstRowFirstColumn="0" w:firstRowLastColumn="0" w:lastRowFirstColumn="0" w:lastRowLastColumn="0"/>
               <w:rPr>
                 <w:rFonts w:ascii="Courier New" w:hAnsi="Courier New" w:cs="Courier New"/>
@@ -14766,7 +14780,6 @@
           </w:p>
           <w:p>
             <w:pPr>
-              <w:spacing w:after="0" w:line="240" w:lineRule="auto"/>
               <w:cnfStyle w:val="000000000000" w:firstRow="0" w:lastRow="0" w:firstColumn="0" w:lastColumn="0" w:oddVBand="0" w:evenVBand="0" w:oddHBand="0" w:evenHBand="0" w:firstRowFirstColumn="0" w:firstRowLastColumn="0" w:lastRowFirstColumn="0" w:lastRowLastColumn="0"/>
               <w:rPr>
                 <w:rFonts w:ascii="Courier New" w:hAnsi="Courier New" w:cs="Courier New"/>
@@ -14781,7 +14794,6 @@
           </w:p>
           <w:p>
             <w:pPr>
-              <w:spacing w:after="0" w:line="240" w:lineRule="auto"/>
               <w:cnfStyle w:val="000000000000" w:firstRow="0" w:lastRow="0" w:firstColumn="0" w:lastColumn="0" w:oddVBand="0" w:evenVBand="0" w:oddHBand="0" w:evenHBand="0" w:firstRowFirstColumn="0" w:firstRowLastColumn="0" w:lastRowFirstColumn="0" w:lastRowLastColumn="0"/>
               <w:rPr>
                 <w:rFonts w:ascii="Courier New" w:hAnsi="Courier New" w:cs="Courier New"/>
@@ -14796,7 +14808,6 @@
           </w:p>
           <w:p>
             <w:pPr>
-              <w:spacing w:after="0" w:line="240" w:lineRule="auto"/>
               <w:cnfStyle w:val="000000000000" w:firstRow="0" w:lastRow="0" w:firstColumn="0" w:lastColumn="0" w:oddVBand="0" w:evenVBand="0" w:oddHBand="0" w:evenHBand="0" w:firstRowFirstColumn="0" w:firstRowLastColumn="0" w:lastRowFirstColumn="0" w:lastRowLastColumn="0"/>
               <w:rPr>
                 <w:rFonts w:ascii="Courier New" w:hAnsi="Courier New" w:cs="Courier New"/>
@@ -14811,7 +14822,6 @@
           </w:p>
           <w:p>
             <w:pPr>
-              <w:spacing w:after="0" w:line="240" w:lineRule="auto"/>
               <w:cnfStyle w:val="000000000000" w:firstRow="0" w:lastRow="0" w:firstColumn="0" w:lastColumn="0" w:oddVBand="0" w:evenVBand="0" w:oddHBand="0" w:evenHBand="0" w:firstRowFirstColumn="0" w:firstRowLastColumn="0" w:lastRowFirstColumn="0" w:lastRowLastColumn="0"/>
               <w:rPr>
                 <w:rFonts w:ascii="Courier New" w:hAnsi="Courier New" w:cs="Courier New"/>
@@ -14826,7 +14836,6 @@
           </w:p>
           <w:p>
             <w:pPr>
-              <w:spacing w:after="0" w:line="240" w:lineRule="auto"/>
               <w:cnfStyle w:val="000000000000" w:firstRow="0" w:lastRow="0" w:firstColumn="0" w:lastColumn="0" w:oddVBand="0" w:evenVBand="0" w:oddHBand="0" w:evenHBand="0" w:firstRowFirstColumn="0" w:firstRowLastColumn="0" w:lastRowFirstColumn="0" w:lastRowLastColumn="0"/>
               <w:rPr>
                 <w:rFonts w:ascii="Courier New" w:hAnsi="Courier New" w:cs="Courier New"/>
@@ -14841,16 +14850,14 @@
           </w:p>
           <w:p>
             <w:pPr>
-              <w:spacing w:after="0" w:line="240" w:lineRule="auto"/>
-              <w:cnfStyle w:val="000000000000" w:firstRow="0" w:lastRow="0" w:firstColumn="0" w:lastColumn="0" w:oddVBand="0" w:evenVBand="0" w:oddHBand="0" w:evenHBand="0" w:firstRowFirstColumn="0" w:firstRowLastColumn="0" w:lastRowFirstColumn="0" w:lastRowLastColumn="0"/>
-              <w:rPr>
-                <w:rFonts w:ascii="Courier New" w:hAnsi="Courier New" w:cs="Courier New"/>
-              </w:rPr>
-            </w:pPr>
-          </w:p>
-          <w:p>
-            <w:pPr>
-              <w:spacing w:after="0" w:line="240" w:lineRule="auto"/>
+              <w:cnfStyle w:val="000000000000" w:firstRow="0" w:lastRow="0" w:firstColumn="0" w:lastColumn="0" w:oddVBand="0" w:evenVBand="0" w:oddHBand="0" w:evenHBand="0" w:firstRowFirstColumn="0" w:firstRowLastColumn="0" w:lastRowFirstColumn="0" w:lastRowLastColumn="0"/>
+              <w:rPr>
+                <w:rFonts w:ascii="Courier New" w:hAnsi="Courier New" w:cs="Courier New"/>
+              </w:rPr>
+            </w:pPr>
+          </w:p>
+          <w:p>
+            <w:pPr>
               <w:cnfStyle w:val="000000000000" w:firstRow="0" w:lastRow="0" w:firstColumn="0" w:lastColumn="0" w:oddVBand="0" w:evenVBand="0" w:oddHBand="0" w:evenHBand="0" w:firstRowFirstColumn="0" w:firstRowLastColumn="0" w:lastRowFirstColumn="0" w:lastRowLastColumn="0"/>
               <w:rPr>
                 <w:rFonts w:ascii="Courier New" w:hAnsi="Courier New" w:cs="Courier New"/>
@@ -14865,7 +14872,6 @@
           </w:p>
           <w:p>
             <w:pPr>
-              <w:spacing w:after="0" w:line="240" w:lineRule="auto"/>
               <w:cnfStyle w:val="000000000000" w:firstRow="0" w:lastRow="0" w:firstColumn="0" w:lastColumn="0" w:oddVBand="0" w:evenVBand="0" w:oddHBand="0" w:evenHBand="0" w:firstRowFirstColumn="0" w:firstRowLastColumn="0" w:lastRowFirstColumn="0" w:lastRowLastColumn="0"/>
               <w:rPr>
                 <w:rFonts w:ascii="Courier New" w:hAnsi="Courier New" w:cs="Courier New"/>
@@ -14880,7 +14886,6 @@
           </w:p>
           <w:p>
             <w:pPr>
-              <w:spacing w:after="0" w:line="240" w:lineRule="auto"/>
               <w:cnfStyle w:val="000000000000" w:firstRow="0" w:lastRow="0" w:firstColumn="0" w:lastColumn="0" w:oddVBand="0" w:evenVBand="0" w:oddHBand="0" w:evenHBand="0" w:firstRowFirstColumn="0" w:firstRowLastColumn="0" w:lastRowFirstColumn="0" w:lastRowLastColumn="0"/>
               <w:rPr>
                 <w:rFonts w:ascii="Courier New" w:hAnsi="Courier New" w:cs="Courier New"/>
@@ -14895,7 +14900,6 @@
           </w:p>
           <w:p>
             <w:pPr>
-              <w:spacing w:after="0" w:line="240" w:lineRule="auto"/>
               <w:cnfStyle w:val="000000000000" w:firstRow="0" w:lastRow="0" w:firstColumn="0" w:lastColumn="0" w:oddVBand="0" w:evenVBand="0" w:oddHBand="0" w:evenHBand="0" w:firstRowFirstColumn="0" w:firstRowLastColumn="0" w:lastRowFirstColumn="0" w:lastRowLastColumn="0"/>
               <w:rPr>
                 <w:rFonts w:ascii="Courier New" w:hAnsi="Courier New" w:cs="Courier New"/>
@@ -14910,7 +14914,6 @@
           </w:p>
           <w:p>
             <w:pPr>
-              <w:spacing w:after="0" w:line="240" w:lineRule="auto"/>
               <w:cnfStyle w:val="000000000000" w:firstRow="0" w:lastRow="0" w:firstColumn="0" w:lastColumn="0" w:oddVBand="0" w:evenVBand="0" w:oddHBand="0" w:evenHBand="0" w:firstRowFirstColumn="0" w:firstRowLastColumn="0" w:lastRowFirstColumn="0" w:lastRowLastColumn="0"/>
               <w:rPr>
                 <w:rFonts w:ascii="Courier New" w:hAnsi="Courier New" w:cs="Courier New"/>
@@ -14925,7 +14928,6 @@
           </w:p>
           <w:p>
             <w:pPr>
-              <w:spacing w:after="0" w:line="240" w:lineRule="auto"/>
               <w:cnfStyle w:val="000000000000" w:firstRow="0" w:lastRow="0" w:firstColumn="0" w:lastColumn="0" w:oddVBand="0" w:evenVBand="0" w:oddHBand="0" w:evenHBand="0" w:firstRowFirstColumn="0" w:firstRowLastColumn="0" w:lastRowFirstColumn="0" w:lastRowLastColumn="0"/>
               <w:rPr>
                 <w:rFonts w:ascii="Courier New" w:hAnsi="Courier New" w:cs="Courier New"/>
@@ -14940,7 +14942,6 @@
           </w:p>
           <w:p>
             <w:pPr>
-              <w:spacing w:after="0" w:line="240" w:lineRule="auto"/>
               <w:cnfStyle w:val="000000000000" w:firstRow="0" w:lastRow="0" w:firstColumn="0" w:lastColumn="0" w:oddVBand="0" w:evenVBand="0" w:oddHBand="0" w:evenHBand="0" w:firstRowFirstColumn="0" w:firstRowLastColumn="0" w:lastRowFirstColumn="0" w:lastRowLastColumn="0"/>
               <w:rPr>
                 <w:rFonts w:ascii="Courier New" w:hAnsi="Courier New" w:cs="Courier New"/>
@@ -14955,7 +14956,6 @@
           </w:p>
           <w:p>
             <w:pPr>
-              <w:spacing w:after="0" w:line="240" w:lineRule="auto"/>
               <w:cnfStyle w:val="000000000000" w:firstRow="0" w:lastRow="0" w:firstColumn="0" w:lastColumn="0" w:oddVBand="0" w:evenVBand="0" w:oddHBand="0" w:evenHBand="0" w:firstRowFirstColumn="0" w:firstRowLastColumn="0" w:lastRowFirstColumn="0" w:lastRowLastColumn="0"/>
               <w:rPr>
                 <w:rFonts w:ascii="Courier New" w:hAnsi="Courier New" w:cs="Courier New"/>
@@ -16512,7 +16512,6 @@
           </w:p>
           <w:p>
             <w:pPr>
-              <w:spacing w:after="0" w:line="240" w:lineRule="auto"/>
               <w:cnfStyle w:val="000000000000" w:firstRow="0" w:lastRow="0" w:firstColumn="0" w:lastColumn="0" w:oddVBand="0" w:evenVBand="0" w:oddHBand="0" w:evenHBand="0" w:firstRowFirstColumn="0" w:firstRowLastColumn="0" w:lastRowFirstColumn="0" w:lastRowLastColumn="0"/>
               <w:rPr>
                 <w:rFonts w:ascii="Courier New" w:hAnsi="Courier New" w:cs="Courier New"/>
@@ -16527,7 +16526,6 @@
           </w:p>
           <w:p>
             <w:pPr>
-              <w:spacing w:after="0" w:line="240" w:lineRule="auto"/>
               <w:cnfStyle w:val="000000000000" w:firstRow="0" w:lastRow="0" w:firstColumn="0" w:lastColumn="0" w:oddVBand="0" w:evenVBand="0" w:oddHBand="0" w:evenHBand="0" w:firstRowFirstColumn="0" w:firstRowLastColumn="0" w:lastRowFirstColumn="0" w:lastRowLastColumn="0"/>
               <w:rPr>
                 <w:rFonts w:ascii="Courier New" w:hAnsi="Courier New" w:cs="Courier New"/>
@@ -16542,7 +16540,6 @@
           </w:p>
           <w:p>
             <w:pPr>
-              <w:spacing w:after="0" w:line="240" w:lineRule="auto"/>
               <w:cnfStyle w:val="000000000000" w:firstRow="0" w:lastRow="0" w:firstColumn="0" w:lastColumn="0" w:oddVBand="0" w:evenVBand="0" w:oddHBand="0" w:evenHBand="0" w:firstRowFirstColumn="0" w:firstRowLastColumn="0" w:lastRowFirstColumn="0" w:lastRowLastColumn="0"/>
               <w:rPr>
                 <w:rFonts w:ascii="Courier New" w:hAnsi="Courier New" w:cs="Courier New"/>
@@ -16557,7 +16554,6 @@
           </w:p>
           <w:p>
             <w:pPr>
-              <w:spacing w:after="0" w:line="240" w:lineRule="auto"/>
               <w:cnfStyle w:val="000000000000" w:firstRow="0" w:lastRow="0" w:firstColumn="0" w:lastColumn="0" w:oddVBand="0" w:evenVBand="0" w:oddHBand="0" w:evenHBand="0" w:firstRowFirstColumn="0" w:firstRowLastColumn="0" w:lastRowFirstColumn="0" w:lastRowLastColumn="0"/>
               <w:rPr>
                 <w:rFonts w:ascii="Courier New" w:hAnsi="Courier New" w:cs="Courier New"/>
